--- a/public/temas/ejercicio-3/ESQUEMA TEMA 30.docx
+++ b/public/temas/ejercicio-3/ESQUEMA TEMA 30.docx
@@ -109,7 +109,7 @@
           <w:b/>
           <w:sz w:val="22"/>
         </w:rPr>
-        <w:t>31-12-1992</w:t>
+        <w:t>31 de diciembre de 1992</w:t>
       </w:r>
     </w:p>
     <w:p>
@@ -351,7 +351,7 @@
           <w:b/>
           <w:sz w:val="22"/>
         </w:rPr>
-        <w:t>7-5-1985</w:t>
+        <w:t>7 de mayo de 1985</w:t>
       </w:r>
     </w:p>
     <w:p>
@@ -403,7 +403,7 @@
           <w:b/>
           <w:sz w:val="22"/>
         </w:rPr>
-        <w:t>21-12-1989</w:t>
+        <w:t>21 de diciembre de 1989</w:t>
       </w:r>
     </w:p>
     <w:p>
@@ -505,7 +505,7 @@
           <w:rFonts w:ascii="Cambria" w:hAnsi="Cambria" w:cs="Cambria" w:eastAsia="Cambria"/>
           <w:sz w:val="22"/>
         </w:rPr>
-        <w:t>, aplicable desde el 1-1-2013, reconoce tres organismos europeos</w:t>
+        <w:t>, aplicable desde el 1 de enero de 2013, reconoce tres organismos europeos</w:t>
       </w:r>
     </w:p>
     <w:p>
@@ -934,7 +934,7 @@
           <w:rFonts w:ascii="Cambria" w:hAnsi="Cambria" w:cs="Cambria" w:eastAsia="Cambria"/>
           <w:sz w:val="22"/>
         </w:rPr>
-        <w:t xml:space="preserve"> (C-588/21 P, 5-3-2024): interés público superior en su divulgación, cuestiona el acceso de pago</w:t>
+        <w:t xml:space="preserve"> (C-588/21 P, 5 de marzo de 2024): interés público superior en su divulgación, cuestiona el acceso de pago</w:t>
       </w:r>
     </w:p>
     <w:p>
@@ -1354,7 +1354,7 @@
           <w:rFonts w:ascii="Cambria" w:hAnsi="Cambria" w:cs="Cambria" w:eastAsia="Cambria"/>
           <w:sz w:val="22"/>
         </w:rPr>
-        <w:t xml:space="preserve"> desde 13-12-2024</w:t>
+        <w:t xml:space="preserve"> desde 13 de diciembre de 2024</w:t>
       </w:r>
     </w:p>
     <w:p>
@@ -1532,7 +1532,7 @@
           <w:rFonts w:ascii="Cambria" w:hAnsi="Cambria" w:cs="Cambria" w:eastAsia="Cambria"/>
           <w:sz w:val="22"/>
         </w:rPr>
-        <w:t xml:space="preserve"> desde el 9-12-2026, sigue para productos introducidos antes. Extiende el régimen a software y plataformas en línea</w:t>
+        <w:t xml:space="preserve"> desde el 9 de diciembre de 2026, sigue para productos introducidos antes. Extiende el régimen a software y plataformas en línea</w:t>
       </w:r>
     </w:p>
     <w:p>
@@ -1575,7 +1575,7 @@
           <w:b/>
           <w:sz w:val="22"/>
         </w:rPr>
-        <w:t>Resolución del Consejo de 21-12-1989</w:t>
+        <w:t>Resolución del Consejo de 21 de diciembre de 1989</w:t>
       </w:r>
       <w:r>
         <w:rPr>
@@ -2040,7 +2040,7 @@
           <w:rFonts w:ascii="Cambria" w:hAnsi="Cambria" w:cs="Cambria" w:eastAsia="Cambria"/>
           <w:sz w:val="22"/>
         </w:rPr>
-        <w:t xml:space="preserve"> publicada el 16-9-2026, transición de unos tres años</w:t>
+        <w:t xml:space="preserve"> publicada el 16 de septiembre de 2026, transición de unos tres años</w:t>
       </w:r>
     </w:p>
     <w:p>
@@ -2581,7 +2581,7 @@
           <w:rFonts w:ascii="Cambria" w:hAnsi="Cambria" w:cs="Cambria" w:eastAsia="Cambria"/>
           <w:sz w:val="22"/>
         </w:rPr>
-        <w:t xml:space="preserve">: acreditación, marcado CE y vigilancia. Vigilancia sustituida desde 16-7-2021 por el </w:t>
+        <w:t xml:space="preserve">: acreditación, marcado CE y vigilancia. Vigilancia sustituida desde 16 de julio de 2021 por el </w:t>
       </w:r>
       <w:r>
         <w:rPr>
@@ -2891,7 +2891,7 @@
           <w:rFonts w:ascii="Cambria" w:hAnsi="Cambria" w:cs="Cambria" w:eastAsia="Cambria"/>
           <w:sz w:val="22"/>
         </w:rPr>
-        <w:t xml:space="preserve"> (asunto 120/78, 20-2-1979)</w:t>
+        <w:t xml:space="preserve"> (asunto 120/78, 20 de febrero de 1979)</w:t>
       </w:r>
     </w:p>
     <w:p>
@@ -3122,7 +3122,7 @@
           <w:rFonts w:ascii="Cambria" w:hAnsi="Cambria" w:cs="Cambria" w:eastAsia="Cambria"/>
           <w:sz w:val="22"/>
         </w:rPr>
-        <w:t>, aplicable desde el 19-4-2020, en ámbitos no o parcialmente armonizados</w:t>
+        <w:t>, aplicable desde el 19 de abril de 2020, en ámbitos no o parcialmente armonizados</w:t>
       </w:r>
     </w:p>
     <w:p>
@@ -3337,7 +3337,7 @@
           <w:rFonts w:ascii="Cambria" w:hAnsi="Cambria" w:cs="Cambria" w:eastAsia="Cambria"/>
           <w:sz w:val="22"/>
         </w:rPr>
-        <w:t xml:space="preserve"> (primer hito obligatorio en baterías desde el 18-2-2027)</w:t>
+        <w:t xml:space="preserve"> (primer hito obligatorio en baterías desde el 18 de febrero de 2027)</w:t>
       </w:r>
     </w:p>
     <w:p>
